--- a/Coding 2 - year/Unit 1 - Data Structures/Daily Lesson Plans/Word/Day 7.docx
+++ b/Coding 2 - year/Unit 1 - Data Structures/Daily Lesson Plans/Word/Day 7.docx
@@ -50,12 +50,15 @@
               </w:rPr>
               <w:t xml:space="preserve">Coding II — Full Year</w:t>
             </w:r>
-          </w:p>
-          <w:p>
-            <w:pPr>
-              <w:spacing w:before="40"/>
-              <w:jc w:val="center"/>
-            </w:pPr>
+            <w:r>
+              <w:rPr>
+                <w:rFonts w:ascii="Arial" w:cs="Arial" w:eastAsia="Arial" w:hAnsi="Arial"/>
+                <w:sz w:val="16"/>
+                <w:szCs w:val="16"/>
+              </w:rPr>
+              <w:br/>
+              <w:t xml:space="preserve"/>
+            </w:r>
             <w:r>
               <w:rPr>
                 <w:rFonts w:ascii="Arial" w:cs="Arial" w:eastAsia="Arial" w:hAnsi="Arial"/>
@@ -83,7 +86,7 @@
           <w:rFonts w:ascii="Arial" w:cs="Arial" w:eastAsia="Arial" w:hAnsi="Arial"/>
           <w:b/>
           <w:bCs/>
-          <w:color w:val="0D3B1F"/>
+          <w:color w:val="1B7A4A"/>
           <w:sz w:val="32"/>
           <w:szCs w:val="32"/>
         </w:rPr>
@@ -261,9 +264,9 @@
               <w:right w:val="single" w:color="CCCCCC" w:sz="1"/>
             </w:tcBorders>
             <w:tcMar>
-              <w:top w:type="dxa" w:w="60"/>
+              <w:top w:type="dxa" w:w="80"/>
               <w:left w:type="dxa" w:w="120"/>
-              <w:bottom w:type="dxa" w:w="60"/>
+              <w:bottom w:type="dxa" w:w="80"/>
               <w:right w:type="dxa" w:w="120"/>
             </w:tcMar>
           </w:tcPr>
@@ -290,20 +293,213 @@
               <w:right w:val="single" w:color="CCCCCC" w:sz="1"/>
             </w:tcBorders>
             <w:tcMar>
-              <w:top w:type="dxa" w:w="60"/>
+              <w:top w:type="dxa" w:w="80"/>
               <w:left w:type="dxa" w:w="120"/>
-              <w:bottom w:type="dxa" w:w="60"/>
+              <w:bottom w:type="dxa" w:w="80"/>
               <w:right w:type="dxa" w:w="120"/>
             </w:tcMar>
           </w:tcPr>
           <w:p>
-            <w:r>
-              <w:rPr>
-                <w:rFonts w:ascii="Arial" w:cs="Arial" w:eastAsia="Arial" w:hAnsi="Arial"/>
-                <w:sz w:val="20"/>
-                <w:szCs w:val="20"/>
+            <w:pPr>
+              <w:spacing w:after="80" w:before="80"/>
+            </w:pPr>
+            <w:r>
+              <w:rPr>
+                <w:rFonts w:ascii="Arial" w:cs="Arial" w:eastAsia="Arial" w:hAnsi="Arial"/>
+                <w:b/>
+                <w:bCs/>
+                <w:i w:val="false"/>
+                <w:iCs w:val="false"/>
+                <w:color w:val="000000"/>
+                <w:sz w:val="22"/>
+                <w:szCs w:val="22"/>
               </w:rPr>
               <w:t xml:space="preserve">Bell Ringer / Review</w:t>
+            </w:r>
+            <w:r>
+              <w:rPr>
+                <w:rFonts w:ascii="Arial" w:cs="Arial" w:eastAsia="Arial" w:hAnsi="Arial"/>
+                <w:sz w:val="20"/>
+                <w:szCs w:val="20"/>
+              </w:rPr>
+              <w:br/>
+              <w:t xml:space="preserve"/>
+            </w:r>
+            <w:r>
+              <w:rPr>
+                <w:rFonts w:ascii="Arial" w:cs="Arial" w:eastAsia="Arial" w:hAnsi="Arial"/>
+                <w:sz w:val="20"/>
+                <w:szCs w:val="20"/>
+              </w:rPr>
+              <w:br/>
+              <w:t xml:space="preserve"/>
+            </w:r>
+            <w:r>
+              <w:rPr>
+                <w:rFonts w:ascii="Arial" w:cs="Arial" w:eastAsia="Arial" w:hAnsi="Arial"/>
+                <w:b/>
+                <w:bCs/>
+                <w:i w:val="false"/>
+                <w:iCs w:val="false"/>
+                <w:color w:val="000000"/>
+                <w:sz w:val="20"/>
+                <w:szCs w:val="20"/>
+              </w:rPr>
+              <w:t xml:space="preserve">Quick Write </w:t>
+            </w:r>
+            <w:r>
+              <w:rPr>
+                <w:rFonts w:ascii="Arial" w:cs="Arial" w:eastAsia="Arial" w:hAnsi="Arial"/>
+                <w:b w:val="false"/>
+                <w:bCs w:val="false"/>
+                <w:i w:val="false"/>
+                <w:iCs w:val="false"/>
+                <w:color w:val="000000"/>
+                <w:sz w:val="20"/>
+                <w:szCs w:val="20"/>
+              </w:rPr>
+              <w:t xml:space="preserve">(3 min — written or verbal):</w:t>
+            </w:r>
+            <w:r>
+              <w:rPr>
+                <w:rFonts w:ascii="Arial" w:cs="Arial" w:eastAsia="Arial" w:hAnsi="Arial"/>
+                <w:sz w:val="20"/>
+                <w:szCs w:val="20"/>
+              </w:rPr>
+              <w:br/>
+              <w:t xml:space="preserve"/>
+            </w:r>
+            <w:r>
+              <w:rPr>
+                <w:rFonts w:ascii="Arial" w:cs="Arial" w:eastAsia="Arial" w:hAnsi="Arial"/>
+                <w:b w:val="false"/>
+                <w:bCs w:val="false"/>
+                <w:i w:val="false"/>
+                <w:iCs w:val="false"/>
+                <w:color w:val="000000"/>
+                <w:sz w:val="20"/>
+                <w:szCs w:val="20"/>
+              </w:rPr>
+              <w:t xml:space="preserve">    In your own words: Create, access, and iterate through 2D lists (lists of lists)?</w:t>
+            </w:r>
+            <w:r>
+              <w:rPr>
+                <w:rFonts w:ascii="Arial" w:cs="Arial" w:eastAsia="Arial" w:hAnsi="Arial"/>
+                <w:sz w:val="20"/>
+                <w:szCs w:val="20"/>
+              </w:rPr>
+              <w:br/>
+              <w:t xml:space="preserve"/>
+            </w:r>
+            <w:r>
+              <w:rPr>
+                <w:rFonts w:ascii="Arial" w:cs="Arial" w:eastAsia="Arial" w:hAnsi="Arial"/>
+                <w:sz w:val="20"/>
+                <w:szCs w:val="20"/>
+              </w:rPr>
+              <w:br/>
+              <w:t xml:space="preserve"/>
+            </w:r>
+            <w:r>
+              <w:rPr>
+                <w:rFonts w:ascii="Arial" w:cs="Arial" w:eastAsia="Arial" w:hAnsi="Arial"/>
+                <w:b/>
+                <w:bCs/>
+                <w:i w:val="false"/>
+                <w:iCs w:val="false"/>
+                <w:color w:val="000000"/>
+                <w:sz w:val="20"/>
+                <w:szCs w:val="20"/>
+              </w:rPr>
+              <w:t xml:space="preserve">Vocabulary Preview — </w:t>
+            </w:r>
+            <w:r>
+              <w:rPr>
+                <w:rFonts w:ascii="Arial" w:cs="Arial" w:eastAsia="Arial" w:hAnsi="Arial"/>
+                <w:b w:val="false"/>
+                <w:bCs w:val="false"/>
+                <w:i w:val="false"/>
+                <w:iCs w:val="false"/>
+                <w:color w:val="000000"/>
+                <w:sz w:val="20"/>
+                <w:szCs w:val="20"/>
+              </w:rPr>
+              <w:t xml:space="preserve">terms we'll use today:</w:t>
+            </w:r>
+            <w:r>
+              <w:rPr>
+                <w:rFonts w:ascii="Arial" w:cs="Arial" w:eastAsia="Arial" w:hAnsi="Arial"/>
+                <w:sz w:val="20"/>
+                <w:szCs w:val="20"/>
+              </w:rPr>
+              <w:br/>
+              <w:t xml:space="preserve"/>
+            </w:r>
+            <w:r>
+              <w:rPr>
+                <w:rFonts w:ascii="Arial" w:cs="Arial" w:eastAsia="Arial" w:hAnsi="Arial"/>
+                <w:b w:val="false"/>
+                <w:bCs w:val="false"/>
+                <w:i w:val="false"/>
+                <w:iCs w:val="false"/>
+                <w:color w:val="000000"/>
+                <w:sz w:val="20"/>
+                <w:szCs w:val="20"/>
+              </w:rPr>
+              <w:t xml:space="preserve">    • 2D lists   •   nested lists   •   matrices   •   Accessing elements   •   Row-major order   •   Why 2D structures matter</w:t>
+            </w:r>
+            <w:r>
+              <w:rPr>
+                <w:rFonts w:ascii="Arial" w:cs="Arial" w:eastAsia="Arial" w:hAnsi="Arial"/>
+                <w:sz w:val="20"/>
+                <w:szCs w:val="20"/>
+              </w:rPr>
+              <w:br/>
+              <w:t xml:space="preserve"/>
+            </w:r>
+            <w:r>
+              <w:rPr>
+                <w:rFonts w:ascii="Arial" w:cs="Arial" w:eastAsia="Arial" w:hAnsi="Arial"/>
+                <w:sz w:val="20"/>
+                <w:szCs w:val="20"/>
+              </w:rPr>
+              <w:br/>
+              <w:t xml:space="preserve"/>
+            </w:r>
+            <w:r>
+              <w:rPr>
+                <w:rFonts w:ascii="Arial" w:cs="Arial" w:eastAsia="Arial" w:hAnsi="Arial"/>
+                <w:b w:val="false"/>
+                <w:bCs w:val="false"/>
+                <w:i/>
+                <w:iCs/>
+                <w:color w:val="444444"/>
+                <w:sz w:val="20"/>
+                <w:szCs w:val="20"/>
+              </w:rPr>
+              <w:t xml:space="preserve">Today's Goal: By the end of class you will be able to create, access, and iterate through 2D lists (lists of lists).</w:t>
+            </w:r>
+            <w:r>
+              <w:rPr>
+                <w:rFonts w:ascii="Arial" w:cs="Arial" w:eastAsia="Arial" w:hAnsi="Arial"/>
+                <w:sz w:val="20"/>
+                <w:szCs w:val="20"/>
+              </w:rPr>
+              <w:br/>
+              <w:t xml:space="preserve"/>
+            </w:r>
+            <w:r>
+              <w:rPr>
+                <w:rFonts w:ascii="Arial" w:cs="Arial" w:eastAsia="Arial" w:hAnsi="Arial"/>
+                <w:b w:val="false"/>
+                <w:bCs w:val="false"/>
+                <w:i/>
+                <w:iCs/>
+                <w:color w:val="555555"/>
+                <w:sz w:val="20"/>
+                <w:szCs w:val="20"/>
+              </w:rPr>
+              <w:t xml:space="preserve">→ Pair-share your response, then 2–3 students share with the class.</w:t>
             </w:r>
           </w:p>
         </w:tc>
@@ -319,9 +515,9 @@
               <w:right w:val="single" w:color="CCCCCC" w:sz="1"/>
             </w:tcBorders>
             <w:tcMar>
-              <w:top w:type="dxa" w:w="60"/>
+              <w:top w:type="dxa" w:w="80"/>
               <w:left w:type="dxa" w:w="120"/>
-              <w:bottom w:type="dxa" w:w="60"/>
+              <w:bottom w:type="dxa" w:w="80"/>
               <w:right w:type="dxa" w:w="120"/>
             </w:tcMar>
           </w:tcPr>
@@ -348,20 +544,261 @@
               <w:right w:val="single" w:color="CCCCCC" w:sz="1"/>
             </w:tcBorders>
             <w:tcMar>
-              <w:top w:type="dxa" w:w="60"/>
+              <w:top w:type="dxa" w:w="80"/>
               <w:left w:type="dxa" w:w="120"/>
-              <w:bottom w:type="dxa" w:w="60"/>
+              <w:bottom w:type="dxa" w:w="80"/>
               <w:right w:type="dxa" w:w="120"/>
             </w:tcMar>
           </w:tcPr>
           <w:p>
-            <w:r>
-              <w:rPr>
-                <w:rFonts w:ascii="Arial" w:cs="Arial" w:eastAsia="Arial" w:hAnsi="Arial"/>
-                <w:sz w:val="20"/>
-                <w:szCs w:val="20"/>
-              </w:rPr>
-              <w:t xml:space="preserve">Mini Lesson: 2D Lists &amp; Nested Structures</w:t>
+            <w:pPr>
+              <w:spacing w:after="80" w:before="80"/>
+            </w:pPr>
+            <w:r>
+              <w:rPr>
+                <w:rFonts w:ascii="Arial" w:cs="Arial" w:eastAsia="Arial" w:hAnsi="Arial"/>
+                <w:b/>
+                <w:bCs/>
+                <w:i w:val="false"/>
+                <w:iCs w:val="false"/>
+                <w:color w:val="000000"/>
+                <w:sz w:val="22"/>
+                <w:szCs w:val="22"/>
+              </w:rPr>
+              <w:t xml:space="preserve">Mini Lesson: </w:t>
+            </w:r>
+            <w:r>
+              <w:rPr>
+                <w:rFonts w:ascii="Arial" w:cs="Arial" w:eastAsia="Arial" w:hAnsi="Arial"/>
+                <w:b w:val="false"/>
+                <w:bCs w:val="false"/>
+                <w:i w:val="false"/>
+                <w:iCs w:val="false"/>
+                <w:color w:val="000000"/>
+                <w:sz w:val="22"/>
+                <w:szCs w:val="22"/>
+              </w:rPr>
+              <w:t xml:space="preserve">2D Lists &amp; Nested Structures</w:t>
+            </w:r>
+            <w:r>
+              <w:rPr>
+                <w:rFonts w:ascii="Arial" w:cs="Arial" w:eastAsia="Arial" w:hAnsi="Arial"/>
+                <w:sz w:val="20"/>
+                <w:szCs w:val="20"/>
+              </w:rPr>
+              <w:br/>
+              <w:t xml:space="preserve"/>
+            </w:r>
+            <w:r>
+              <w:rPr>
+                <w:rFonts w:ascii="Arial" w:cs="Arial" w:eastAsia="Arial" w:hAnsi="Arial"/>
+                <w:sz w:val="20"/>
+                <w:szCs w:val="20"/>
+              </w:rPr>
+              <w:br/>
+              <w:t xml:space="preserve"/>
+            </w:r>
+            <w:r>
+              <w:rPr>
+                <w:rFonts w:ascii="Arial" w:cs="Arial" w:eastAsia="Arial" w:hAnsi="Arial"/>
+                <w:b/>
+                <w:bCs/>
+                <w:i/>
+                <w:iCs/>
+                <w:color w:val="000000"/>
+                <w:sz w:val="20"/>
+                <w:szCs w:val="20"/>
+              </w:rPr>
+              <w:t xml:space="preserve">Learning Target: </w:t>
+            </w:r>
+            <w:r>
+              <w:rPr>
+                <w:rFonts w:ascii="Arial" w:cs="Arial" w:eastAsia="Arial" w:hAnsi="Arial"/>
+                <w:b w:val="false"/>
+                <w:bCs w:val="false"/>
+                <w:i/>
+                <w:iCs/>
+                <w:color w:val="333333"/>
+                <w:sz w:val="20"/>
+                <w:szCs w:val="20"/>
+              </w:rPr>
+              <w:t xml:space="preserve">I can create, access, and iterate through 2D lists (lists of lists).</w:t>
+            </w:r>
+            <w:r>
+              <w:rPr>
+                <w:rFonts w:ascii="Arial" w:cs="Arial" w:eastAsia="Arial" w:hAnsi="Arial"/>
+                <w:sz w:val="20"/>
+                <w:szCs w:val="20"/>
+              </w:rPr>
+              <w:br/>
+              <w:t xml:space="preserve"/>
+            </w:r>
+            <w:r>
+              <w:rPr>
+                <w:rFonts w:ascii="Arial" w:cs="Arial" w:eastAsia="Arial" w:hAnsi="Arial"/>
+                <w:sz w:val="20"/>
+                <w:szCs w:val="20"/>
+              </w:rPr>
+              <w:br/>
+              <w:t xml:space="preserve"/>
+            </w:r>
+            <w:r>
+              <w:rPr>
+                <w:rFonts w:ascii="Arial" w:cs="Arial" w:eastAsia="Arial" w:hAnsi="Arial"/>
+                <w:b w:val="false"/>
+                <w:bCs w:val="false"/>
+                <w:i w:val="false"/>
+                <w:iCs w:val="false"/>
+                <w:color w:val="000000"/>
+                <w:sz w:val="20"/>
+                <w:szCs w:val="20"/>
+              </w:rPr>
+              <w:t xml:space="preserve">2D lists (also called nested lists or matrices) are lists containing other lists. They are useful for representing tabular data like spreadsheets, game boards, or images.</w:t>
+            </w:r>
+            <w:r>
+              <w:rPr>
+                <w:rFonts w:ascii="Arial" w:cs="Arial" w:eastAsia="Arial" w:hAnsi="Arial"/>
+                <w:sz w:val="20"/>
+                <w:szCs w:val="20"/>
+              </w:rPr>
+              <w:br/>
+              <w:t xml:space="preserve"/>
+            </w:r>
+            <w:r>
+              <w:rPr>
+                <w:rFonts w:ascii="Arial" w:cs="Arial" w:eastAsia="Arial" w:hAnsi="Arial"/>
+                <w:b w:val="false"/>
+                <w:bCs w:val="false"/>
+                <w:i w:val="false"/>
+                <w:iCs w:val="false"/>
+                <w:color w:val="000000"/>
+                <w:sz w:val="20"/>
+                <w:szCs w:val="20"/>
+              </w:rPr>
+              <w:t xml:space="preserve">Accessing elements requires two indices: the row index and the column index. For matrix[i][j], i is the row and j is the column.</w:t>
+            </w:r>
+            <w:r>
+              <w:rPr>
+                <w:rFonts w:ascii="Arial" w:cs="Arial" w:eastAsia="Arial" w:hAnsi="Arial"/>
+                <w:sz w:val="20"/>
+                <w:szCs w:val="20"/>
+              </w:rPr>
+              <w:br/>
+              <w:t xml:space="preserve"/>
+            </w:r>
+            <w:r>
+              <w:rPr>
+                <w:rFonts w:ascii="Arial" w:cs="Arial" w:eastAsia="Arial" w:hAnsi="Arial"/>
+                <w:sz w:val="20"/>
+                <w:szCs w:val="20"/>
+              </w:rPr>
+              <w:br/>
+              <w:t xml:space="preserve"/>
+            </w:r>
+            <w:r>
+              <w:rPr>
+                <w:rFonts w:ascii="Arial" w:cs="Arial" w:eastAsia="Arial" w:hAnsi="Arial"/>
+                <w:b/>
+                <w:bCs/>
+                <w:i w:val="false"/>
+                <w:iCs w:val="false"/>
+                <w:color w:val="000000"/>
+                <w:sz w:val="20"/>
+                <w:szCs w:val="20"/>
+              </w:rPr>
+              <w:t xml:space="preserve">Vocabulary: </w:t>
+            </w:r>
+            <w:r>
+              <w:rPr>
+                <w:rFonts w:ascii="Arial" w:cs="Arial" w:eastAsia="Arial" w:hAnsi="Arial"/>
+                <w:b w:val="false"/>
+                <w:bCs w:val="false"/>
+                <w:i w:val="false"/>
+                <w:iCs w:val="false"/>
+                <w:color w:val="000000"/>
+                <w:sz w:val="20"/>
+                <w:szCs w:val="20"/>
+              </w:rPr>
+              <w:t xml:space="preserve">2D lists, nested lists, matrices, Accessing elements, Row-major order, Why 2D structures matter</w:t>
+            </w:r>
+            <w:r>
+              <w:rPr>
+                <w:rFonts w:ascii="Arial" w:cs="Arial" w:eastAsia="Arial" w:hAnsi="Arial"/>
+                <w:sz w:val="20"/>
+                <w:szCs w:val="20"/>
+              </w:rPr>
+              <w:br/>
+              <w:t xml:space="preserve"/>
+            </w:r>
+            <w:r>
+              <w:rPr>
+                <w:rFonts w:ascii="Arial" w:cs="Arial" w:eastAsia="Arial" w:hAnsi="Arial"/>
+                <w:sz w:val="20"/>
+                <w:szCs w:val="20"/>
+              </w:rPr>
+              <w:br/>
+              <w:t xml:space="preserve"/>
+            </w:r>
+            <w:r>
+              <w:rPr>
+                <w:rFonts w:ascii="Arial" w:cs="Arial" w:eastAsia="Arial" w:hAnsi="Arial"/>
+                <w:b/>
+                <w:bCs/>
+                <w:i/>
+                <w:iCs/>
+                <w:color w:val="555555"/>
+                <w:sz w:val="20"/>
+                <w:szCs w:val="20"/>
+              </w:rPr>
+              <w:t xml:space="preserve">→ Live Demo — </w:t>
+            </w:r>
+            <w:r>
+              <w:rPr>
+                <w:rFonts w:ascii="Arial" w:cs="Arial" w:eastAsia="Arial" w:hAnsi="Arial"/>
+                <w:b w:val="false"/>
+                <w:bCs w:val="false"/>
+                <w:i/>
+                <w:iCs/>
+                <w:color w:val="555555"/>
+                <w:sz w:val="20"/>
+                <w:szCs w:val="20"/>
+              </w:rPr>
+              <w:t xml:space="preserve">type examples as students follow along in their own editor.</w:t>
+            </w:r>
+            <w:r>
+              <w:rPr>
+                <w:rFonts w:ascii="Arial" w:cs="Arial" w:eastAsia="Arial" w:hAnsi="Arial"/>
+                <w:sz w:val="20"/>
+                <w:szCs w:val="20"/>
+              </w:rPr>
+              <w:br/>
+              <w:t xml:space="preserve"/>
+            </w:r>
+            <w:r>
+              <w:rPr>
+                <w:rFonts w:ascii="Arial" w:cs="Arial" w:eastAsia="Arial" w:hAnsi="Arial"/>
+                <w:b/>
+                <w:bCs/>
+                <w:i/>
+                <w:iCs/>
+                <w:color w:val="555555"/>
+                <w:sz w:val="20"/>
+                <w:szCs w:val="20"/>
+              </w:rPr>
+              <w:t xml:space="preserve">→ Check for Understanding: </w:t>
+            </w:r>
+            <w:r>
+              <w:rPr>
+                <w:rFonts w:ascii="Arial" w:cs="Arial" w:eastAsia="Arial" w:hAnsi="Arial"/>
+                <w:b w:val="false"/>
+                <w:bCs w:val="false"/>
+                <w:i/>
+                <w:iCs/>
+                <w:color w:val="555555"/>
+                <w:sz w:val="20"/>
+                <w:szCs w:val="20"/>
+              </w:rPr>
+              <w:t xml:space="preserve">pause and cold-call: “Can someone explain what we just did in their own words?”</w:t>
             </w:r>
           </w:p>
         </w:tc>
@@ -377,9 +814,9 @@
               <w:right w:val="single" w:color="CCCCCC" w:sz="1"/>
             </w:tcBorders>
             <w:tcMar>
-              <w:top w:type="dxa" w:w="60"/>
+              <w:top w:type="dxa" w:w="80"/>
               <w:left w:type="dxa" w:w="120"/>
-              <w:bottom w:type="dxa" w:w="60"/>
+              <w:bottom w:type="dxa" w:w="80"/>
               <w:right w:type="dxa" w:w="120"/>
             </w:tcMar>
           </w:tcPr>
@@ -406,20 +843,90 @@
               <w:right w:val="single" w:color="CCCCCC" w:sz="1"/>
             </w:tcBorders>
             <w:tcMar>
-              <w:top w:type="dxa" w:w="60"/>
+              <w:top w:type="dxa" w:w="80"/>
               <w:left w:type="dxa" w:w="120"/>
-              <w:bottom w:type="dxa" w:w="60"/>
+              <w:bottom w:type="dxa" w:w="80"/>
               <w:right w:type="dxa" w:w="120"/>
             </w:tcMar>
           </w:tcPr>
           <w:p>
-            <w:r>
-              <w:rPr>
-                <w:rFonts w:ascii="Arial" w:cs="Arial" w:eastAsia="Arial" w:hAnsi="Arial"/>
-                <w:sz w:val="20"/>
-                <w:szCs w:val="20"/>
+            <w:pPr>
+              <w:spacing w:after="80" w:before="80"/>
+            </w:pPr>
+            <w:r>
+              <w:rPr>
+                <w:rFonts w:ascii="Arial" w:cs="Arial" w:eastAsia="Arial" w:hAnsi="Arial"/>
+                <w:b/>
+                <w:bCs/>
+                <w:i w:val="false"/>
+                <w:iCs w:val="false"/>
+                <w:color w:val="000000"/>
+                <w:sz w:val="22"/>
+                <w:szCs w:val="22"/>
               </w:rPr>
               <w:t xml:space="preserve">Guided Practice</w:t>
+            </w:r>
+            <w:r>
+              <w:rPr>
+                <w:rFonts w:ascii="Arial" w:cs="Arial" w:eastAsia="Arial" w:hAnsi="Arial"/>
+                <w:sz w:val="20"/>
+                <w:szCs w:val="20"/>
+              </w:rPr>
+              <w:br/>
+              <w:t xml:space="preserve"/>
+            </w:r>
+            <w:r>
+              <w:rPr>
+                <w:rFonts w:ascii="Arial" w:cs="Arial" w:eastAsia="Arial" w:hAnsi="Arial"/>
+                <w:sz w:val="20"/>
+                <w:szCs w:val="20"/>
+              </w:rPr>
+              <w:br/>
+              <w:t xml:space="preserve"/>
+            </w:r>
+            <w:r>
+              <w:rPr>
+                <w:rFonts w:ascii="Arial" w:cs="Arial" w:eastAsia="Arial" w:hAnsi="Arial"/>
+                <w:b w:val="false"/>
+                <w:bCs w:val="false"/>
+                <w:i w:val="false"/>
+                <w:iCs w:val="false"/>
+                <w:color w:val="000000"/>
+                <w:sz w:val="20"/>
+                <w:szCs w:val="20"/>
+              </w:rPr>
+              <w:t xml:space="preserve">Activity: Build a Grade Table</w:t>
+            </w:r>
+            <w:r>
+              <w:rPr>
+                <w:rFonts w:ascii="Arial" w:cs="Arial" w:eastAsia="Arial" w:hAnsi="Arial"/>
+                <w:sz w:val="20"/>
+                <w:szCs w:val="20"/>
+              </w:rPr>
+              <w:br/>
+              <w:t xml:space="preserve"/>
+            </w:r>
+            <w:r>
+              <w:rPr>
+                <w:rFonts w:ascii="Arial" w:cs="Arial" w:eastAsia="Arial" w:hAnsi="Arial"/>
+                <w:sz w:val="20"/>
+                <w:szCs w:val="20"/>
+              </w:rPr>
+              <w:br/>
+              <w:t xml:space="preserve"/>
+            </w:r>
+            <w:r>
+              <w:rPr>
+                <w:rFonts w:ascii="Arial" w:cs="Arial" w:eastAsia="Arial" w:hAnsi="Arial"/>
+                <w:b w:val="false"/>
+                <w:bCs w:val="false"/>
+                <w:i/>
+                <w:iCs/>
+                <w:color w:val="555555"/>
+                <w:sz w:val="20"/>
+                <w:szCs w:val="20"/>
+              </w:rPr>
+              <w:t xml:space="preserve">→ Teacher models — students try alongside, then compare results.</w:t>
             </w:r>
           </w:p>
         </w:tc>
@@ -435,9 +942,9 @@
               <w:right w:val="single" w:color="CCCCCC" w:sz="1"/>
             </w:tcBorders>
             <w:tcMar>
-              <w:top w:type="dxa" w:w="60"/>
+              <w:top w:type="dxa" w:w="80"/>
               <w:left w:type="dxa" w:w="120"/>
-              <w:bottom w:type="dxa" w:w="60"/>
+              <w:bottom w:type="dxa" w:w="80"/>
               <w:right w:type="dxa" w:w="120"/>
             </w:tcMar>
           </w:tcPr>
@@ -450,7 +957,7 @@
                 <w:sz w:val="20"/>
                 <w:szCs w:val="20"/>
               </w:rPr>
-              <w:t xml:space="preserve">15-20 min</w:t>
+              <w:t xml:space="preserve">15–20 min</w:t>
             </w:r>
           </w:p>
         </w:tc>
@@ -464,20 +971,81 @@
               <w:right w:val="single" w:color="CCCCCC" w:sz="1"/>
             </w:tcBorders>
             <w:tcMar>
-              <w:top w:type="dxa" w:w="60"/>
+              <w:top w:type="dxa" w:w="80"/>
               <w:left w:type="dxa" w:w="120"/>
-              <w:bottom w:type="dxa" w:w="60"/>
+              <w:bottom w:type="dxa" w:w="80"/>
               <w:right w:type="dxa" w:w="120"/>
             </w:tcMar>
           </w:tcPr>
           <w:p>
-            <w:r>
-              <w:rPr>
-                <w:rFonts w:ascii="Arial" w:cs="Arial" w:eastAsia="Arial" w:hAnsi="Arial"/>
-                <w:sz w:val="20"/>
-                <w:szCs w:val="20"/>
+            <w:pPr>
+              <w:spacing w:after="80" w:before="80"/>
+            </w:pPr>
+            <w:r>
+              <w:rPr>
+                <w:rFonts w:ascii="Arial" w:cs="Arial" w:eastAsia="Arial" w:hAnsi="Arial"/>
+                <w:b/>
+                <w:bCs/>
+                <w:i w:val="false"/>
+                <w:iCs w:val="false"/>
+                <w:color w:val="000000"/>
+                <w:sz w:val="22"/>
+                <w:szCs w:val="22"/>
               </w:rPr>
               <w:t xml:space="preserve">Independent Practice / Code Along</w:t>
+            </w:r>
+            <w:r>
+              <w:rPr>
+                <w:rFonts w:ascii="Arial" w:cs="Arial" w:eastAsia="Arial" w:hAnsi="Arial"/>
+                <w:sz w:val="20"/>
+                <w:szCs w:val="20"/>
+              </w:rPr>
+              <w:br/>
+              <w:t xml:space="preserve"/>
+            </w:r>
+            <w:r>
+              <w:rPr>
+                <w:rFonts w:ascii="Arial" w:cs="Arial" w:eastAsia="Arial" w:hAnsi="Arial"/>
+                <w:b w:val="false"/>
+                <w:bCs w:val="false"/>
+                <w:i w:val="false"/>
+                <w:iCs w:val="false"/>
+                <w:color w:val="000000"/>
+                <w:sz w:val="20"/>
+                <w:szCs w:val="20"/>
+              </w:rPr>
+              <w:t xml:space="preserve">    Work through problems from the day's exercise set.</w:t>
+            </w:r>
+            <w:r>
+              <w:rPr>
+                <w:rFonts w:ascii="Arial" w:cs="Arial" w:eastAsia="Arial" w:hAnsi="Arial"/>
+                <w:sz w:val="20"/>
+                <w:szCs w:val="20"/>
+              </w:rPr>
+              <w:br/>
+              <w:t xml:space="preserve"/>
+            </w:r>
+            <w:r>
+              <w:rPr>
+                <w:rFonts w:ascii="Arial" w:cs="Arial" w:eastAsia="Arial" w:hAnsi="Arial"/>
+                <w:sz w:val="20"/>
+                <w:szCs w:val="20"/>
+              </w:rPr>
+              <w:br/>
+              <w:t xml:space="preserve"/>
+            </w:r>
+            <w:r>
+              <w:rPr>
+                <w:rFonts w:ascii="Arial" w:cs="Arial" w:eastAsia="Arial" w:hAnsi="Arial"/>
+                <w:b w:val="false"/>
+                <w:bCs w:val="false"/>
+                <w:i/>
+                <w:iCs/>
+                <w:color w:val="555555"/>
+                <w:sz w:val="20"/>
+                <w:szCs w:val="20"/>
+              </w:rPr>
+              <w:t xml:space="preserve">→ Teacher circulates — offer hints, check for understanding.</w:t>
             </w:r>
           </w:p>
         </w:tc>
@@ -493,9 +1061,9 @@
               <w:right w:val="single" w:color="CCCCCC" w:sz="1"/>
             </w:tcBorders>
             <w:tcMar>
-              <w:top w:type="dxa" w:w="60"/>
+              <w:top w:type="dxa" w:w="80"/>
               <w:left w:type="dxa" w:w="120"/>
-              <w:bottom w:type="dxa" w:w="60"/>
+              <w:bottom w:type="dxa" w:w="80"/>
               <w:right w:type="dxa" w:w="120"/>
             </w:tcMar>
           </w:tcPr>
@@ -522,20 +1090,90 @@
               <w:right w:val="single" w:color="CCCCCC" w:sz="1"/>
             </w:tcBorders>
             <w:tcMar>
-              <w:top w:type="dxa" w:w="60"/>
+              <w:top w:type="dxa" w:w="80"/>
               <w:left w:type="dxa" w:w="120"/>
-              <w:bottom w:type="dxa" w:w="60"/>
+              <w:bottom w:type="dxa" w:w="80"/>
               <w:right w:type="dxa" w:w="120"/>
             </w:tcMar>
           </w:tcPr>
           <w:p>
-            <w:r>
-              <w:rPr>
-                <w:rFonts w:ascii="Arial" w:cs="Arial" w:eastAsia="Arial" w:hAnsi="Arial"/>
-                <w:sz w:val="20"/>
-                <w:szCs w:val="20"/>
+            <w:pPr>
+              <w:spacing w:after="80" w:before="80"/>
+            </w:pPr>
+            <w:r>
+              <w:rPr>
+                <w:rFonts w:ascii="Arial" w:cs="Arial" w:eastAsia="Arial" w:hAnsi="Arial"/>
+                <w:b/>
+                <w:bCs/>
+                <w:i w:val="false"/>
+                <w:iCs w:val="false"/>
+                <w:color w:val="000000"/>
+                <w:sz w:val="22"/>
+                <w:szCs w:val="22"/>
               </w:rPr>
               <w:t xml:space="preserve">Exit Ticket / Wrap-Up</w:t>
+            </w:r>
+            <w:r>
+              <w:rPr>
+                <w:rFonts w:ascii="Arial" w:cs="Arial" w:eastAsia="Arial" w:hAnsi="Arial"/>
+                <w:sz w:val="20"/>
+                <w:szCs w:val="20"/>
+              </w:rPr>
+              <w:br/>
+              <w:t xml:space="preserve"/>
+            </w:r>
+            <w:r>
+              <w:rPr>
+                <w:rFonts w:ascii="Arial" w:cs="Arial" w:eastAsia="Arial" w:hAnsi="Arial"/>
+                <w:sz w:val="20"/>
+                <w:szCs w:val="20"/>
+              </w:rPr>
+              <w:br/>
+              <w:t xml:space="preserve"/>
+            </w:r>
+            <w:r>
+              <w:rPr>
+                <w:rFonts w:ascii="Arial" w:cs="Arial" w:eastAsia="Arial" w:hAnsi="Arial"/>
+                <w:b w:val="false"/>
+                <w:bCs w:val="false"/>
+                <w:i w:val="false"/>
+                <w:iCs w:val="false"/>
+                <w:color w:val="000000"/>
+                <w:sz w:val="20"/>
+                <w:szCs w:val="20"/>
+              </w:rPr>
+              <w:t xml:space="preserve">Quick Check: Create, access, and iterate through 2D lists (lists of lists)?</w:t>
+            </w:r>
+            <w:r>
+              <w:rPr>
+                <w:rFonts w:ascii="Arial" w:cs="Arial" w:eastAsia="Arial" w:hAnsi="Arial"/>
+                <w:sz w:val="20"/>
+                <w:szCs w:val="20"/>
+              </w:rPr>
+              <w:br/>
+              <w:t xml:space="preserve"/>
+            </w:r>
+            <w:r>
+              <w:rPr>
+                <w:rFonts w:ascii="Arial" w:cs="Arial" w:eastAsia="Arial" w:hAnsi="Arial"/>
+                <w:sz w:val="20"/>
+                <w:szCs w:val="20"/>
+              </w:rPr>
+              <w:br/>
+              <w:t xml:space="preserve"/>
+            </w:r>
+            <w:r>
+              <w:rPr>
+                <w:rFonts w:ascii="Arial" w:cs="Arial" w:eastAsia="Arial" w:hAnsi="Arial"/>
+                <w:b w:val="false"/>
+                <w:bCs w:val="false"/>
+                <w:i/>
+                <w:iCs/>
+                <w:color w:val="555555"/>
+                <w:sz w:val="20"/>
+                <w:szCs w:val="20"/>
+              </w:rPr>
+              <w:t xml:space="preserve">→ 3–2–1: Name 3 things learned, 2 new vocab words, 1 question you still have.</w:t>
             </w:r>
           </w:p>
         </w:tc>
@@ -684,19 +1322,6 @@
                 <w:sz w:val="18"/>
                 <w:szCs w:val="18"/>
               </w:rPr>
-              <w:t xml:space="preserve"># Creating a 2D list</w:t>
-            </w:r>
-          </w:p>
-          <w:p>
-            <w:pPr>
-              <w:spacing w:after="20"/>
-            </w:pPr>
-            <w:r>
-              <w:rPr>
-                <w:rFonts w:ascii="Courier New" w:cs="Courier New" w:eastAsia="Courier New" w:hAnsi="Courier New"/>
-                <w:sz w:val="18"/>
-                <w:szCs w:val="18"/>
-              </w:rPr>
               <w:t xml:space="preserve">matrix = [</w:t>
             </w:r>
           </w:p>
@@ -775,7 +1400,7 @@
                 <w:sz w:val="18"/>
                 <w:szCs w:val="18"/>
               </w:rPr>
-              <w:t xml:space="preserve"># Accessing elements</w:t>
+              <w:t xml:space="preserve"> </w:t>
             </w:r>
           </w:p>
           <w:p>
@@ -840,7 +1465,7 @@
                 <w:sz w:val="18"/>
                 <w:szCs w:val="18"/>
               </w:rPr>
-              <w:t xml:space="preserve"># Creating a 2D list of zeros (3x3)</w:t>
+              <w:t xml:space="preserve"> </w:t>
             </w:r>
           </w:p>
           <w:p>
@@ -892,7 +1517,7 @@
                 <w:sz w:val="18"/>
                 <w:szCs w:val="18"/>
               </w:rPr>
-              <w:t xml:space="preserve"># Modifying elements</w:t>
+              <w:t xml:space="preserve"> </w:t>
             </w:r>
           </w:p>
           <w:p>
@@ -944,7 +1569,7 @@
                 <w:sz w:val="18"/>
                 <w:szCs w:val="18"/>
               </w:rPr>
-              <w:t xml:space="preserve"># Iterating through rows</w:t>
+              <w:t xml:space="preserve"> </w:t>
             </w:r>
           </w:p>
           <w:p>
@@ -996,7 +1621,7 @@
                 <w:sz w:val="18"/>
                 <w:szCs w:val="18"/>
               </w:rPr>
-              <w:t xml:space="preserve"># Iterating with indices</w:t>
+              <w:t xml:space="preserve"> </w:t>
             </w:r>
           </w:p>
           <w:p>
@@ -1061,7 +1686,7 @@
                 <w:sz w:val="18"/>
                 <w:szCs w:val="18"/>
               </w:rPr>
-              <w:t xml:space="preserve"># Using enumerate</w:t>
+              <w:t xml:space="preserve"> </w:t>
             </w:r>
           </w:p>
           <w:p>
@@ -1154,19 +1779,6 @@
                 <w:sz w:val="18"/>
                 <w:szCs w:val="18"/>
               </w:rPr>
-              <w:t xml:space="preserve"># Beginner</w:t>
-            </w:r>
-          </w:p>
-          <w:p>
-            <w:pPr>
-              <w:spacing w:after="20"/>
-            </w:pPr>
-            <w:r>
-              <w:rPr>
-                <w:rFonts w:ascii="Courier New" w:cs="Courier New" w:eastAsia="Courier New" w:hAnsi="Courier New"/>
-                <w:sz w:val="18"/>
-                <w:szCs w:val="18"/>
-              </w:rPr>
               <w:t xml:space="preserve">matrix = [[1, 2, 3], [4, 5, 6]]</w:t>
             </w:r>
           </w:p>
@@ -1206,7 +1818,7 @@
                 <w:sz w:val="18"/>
                 <w:szCs w:val="18"/>
               </w:rPr>
-              <w:t xml:space="preserve"># Intermediate</w:t>
+              <w:t xml:space="preserve"> </w:t>
             </w:r>
           </w:p>
           <w:p>
@@ -1271,7 +1883,7 @@
                 <w:sz w:val="18"/>
                 <w:szCs w:val="18"/>
               </w:rPr>
-              <w:t xml:space="preserve"># Challenge</w:t>
+              <w:t xml:space="preserve"> </w:t>
             </w:r>
           </w:p>
           <w:p>

--- a/Coding 2 - year/Unit 1 - Data Structures/Daily Lesson Plans/Word/Day 7.docx
+++ b/Coding 2 - year/Unit 1 - Data Structures/Daily Lesson Plans/Word/Day 7.docx
@@ -380,7 +380,7 @@
                 <w:sz w:val="20"/>
                 <w:szCs w:val="20"/>
               </w:rPr>
-              <w:t xml:space="preserve">    In your own words: Create, access, and iterate through 2D lists (lists of lists)?</w:t>
+              <w:t xml:space="preserve">    Think about 2D Lists &amp; Nested Structures. Where might you use this in a real project, and why would it matter?</w:t>
             </w:r>
             <w:r>
               <w:rPr>
@@ -477,7 +477,7 @@
                 <w:sz w:val="20"/>
                 <w:szCs w:val="20"/>
               </w:rPr>
-              <w:t xml:space="preserve">Today's Goal: By the end of class you will be able to create, access, and iterate through 2D lists (lists of lists).</w:t>
+              <w:t xml:space="preserve">Today’s Goal: By the end of class you will be able to create, access, and iterate through 2D lists (lists of lists).</w:t>
             </w:r>
             <w:r>
               <w:rPr>
@@ -1142,7 +1142,7 @@
                 <w:sz w:val="20"/>
                 <w:szCs w:val="20"/>
               </w:rPr>
-              <w:t xml:space="preserve">Quick Check: Create, access, and iterate through 2D lists (lists of lists)?</w:t>
+              <w:t xml:space="preserve">What is one important thing you learned about 2D Lists &amp; Nested Structures today? How would you explain it to someone?</w:t>
             </w:r>
             <w:r>
               <w:rPr>

--- a/Coding 2 - year/Unit 1 - Data Structures/Daily Lesson Plans/Word/Day 7.docx
+++ b/Coding 2 - year/Unit 1 - Data Structures/Daily Lesson Plans/Word/Day 7.docx
@@ -1006,6 +1006,19 @@
             <w:r>
               <w:rPr>
                 <w:rFonts w:ascii="Arial" w:cs="Arial" w:eastAsia="Arial" w:hAnsi="Arial"/>
+                <w:b/>
+                <w:bCs/>
+                <w:i w:val="false"/>
+                <w:iCs w:val="false"/>
+                <w:color w:val="000000"/>
+                <w:sz w:val="20"/>
+                <w:szCs w:val="20"/>
+              </w:rPr>
+              <w:t xml:space="preserve">    Beginner: </w:t>
+            </w:r>
+            <w:r>
+              <w:rPr>
+                <w:rFonts w:ascii="Arial" w:cs="Arial" w:eastAsia="Arial" w:hAnsi="Arial"/>
                 <w:b w:val="false"/>
                 <w:bCs w:val="false"/>
                 <w:i w:val="false"/>
@@ -1014,7 +1027,77 @@
                 <w:sz w:val="20"/>
                 <w:szCs w:val="20"/>
               </w:rPr>
-              <w:t xml:space="preserve">    Work through problems from the day's exercise set.</w:t>
+              <w:t xml:space="preserve">Create a 2x3 matrix (2 rows, 3 columns) and print the element at row 1, column 2.</w:t>
+            </w:r>
+            <w:r>
+              <w:rPr>
+                <w:rFonts w:ascii="Arial" w:cs="Arial" w:eastAsia="Arial" w:hAnsi="Arial"/>
+                <w:sz w:val="20"/>
+                <w:szCs w:val="20"/>
+              </w:rPr>
+              <w:br/>
+              <w:t xml:space="preserve"/>
+            </w:r>
+            <w:r>
+              <w:rPr>
+                <w:rFonts w:ascii="Arial" w:cs="Arial" w:eastAsia="Arial" w:hAnsi="Arial"/>
+                <w:b/>
+                <w:bCs/>
+                <w:i w:val="false"/>
+                <w:iCs w:val="false"/>
+                <w:color w:val="000000"/>
+                <w:sz w:val="20"/>
+                <w:szCs w:val="20"/>
+              </w:rPr>
+              <w:t xml:space="preserve">    Intermediate: </w:t>
+            </w:r>
+            <w:r>
+              <w:rPr>
+                <w:rFonts w:ascii="Arial" w:cs="Arial" w:eastAsia="Arial" w:hAnsi="Arial"/>
+                <w:b w:val="false"/>
+                <w:bCs w:val="false"/>
+                <w:i w:val="false"/>
+                <w:iCs w:val="false"/>
+                <w:color w:val="000000"/>
+                <w:sz w:val="20"/>
+                <w:szCs w:val="20"/>
+              </w:rPr>
+              <w:t xml:space="preserve">Write a function print_matrix(matrix) that prints a 2D list in a nicely formatted grid (each column aligned). Test it with a 3x3 matrix.…</w:t>
+            </w:r>
+            <w:r>
+              <w:rPr>
+                <w:rFonts w:ascii="Arial" w:cs="Arial" w:eastAsia="Arial" w:hAnsi="Arial"/>
+                <w:sz w:val="20"/>
+                <w:szCs w:val="20"/>
+              </w:rPr>
+              <w:br/>
+              <w:t xml:space="preserve"/>
+            </w:r>
+            <w:r>
+              <w:rPr>
+                <w:rFonts w:ascii="Arial" w:cs="Arial" w:eastAsia="Arial" w:hAnsi="Arial"/>
+                <w:b/>
+                <w:bCs/>
+                <w:i w:val="false"/>
+                <w:iCs w:val="false"/>
+                <w:color w:val="000000"/>
+                <w:sz w:val="20"/>
+                <w:szCs w:val="20"/>
+              </w:rPr>
+              <w:t xml:space="preserve">    Challenge: </w:t>
+            </w:r>
+            <w:r>
+              <w:rPr>
+                <w:rFonts w:ascii="Arial" w:cs="Arial" w:eastAsia="Arial" w:hAnsi="Arial"/>
+                <w:b w:val="false"/>
+                <w:bCs w:val="false"/>
+                <w:i w:val="false"/>
+                <w:iCs w:val="false"/>
+                <w:color w:val="000000"/>
+                <w:sz w:val="20"/>
+                <w:szCs w:val="20"/>
+              </w:rPr>
+              <w:t xml:space="preserve">Write a function get_diagonal(matrix) that returns the diagonal elements of a square 2D list. For a 3x3 matrix, it should return the top-lef…</w:t>
             </w:r>
             <w:r>
               <w:rPr>
@@ -2047,6 +2130,94 @@
       <w:pPr>
         <w:spacing w:after="160"/>
       </w:pPr>
+    </w:p>
+    <w:p>
+      <w:pPr>
+        <w:pBdr>
+          <w:bottom w:val="single" w:color="1B7A4A" w:sz="4" w:space="4"/>
+        </w:pBdr>
+        <w:spacing w:after="100" w:before="120"/>
+      </w:pPr>
+      <w:r>
+        <w:rPr>
+          <w:rFonts w:ascii="Arial" w:cs="Arial" w:eastAsia="Arial" w:hAnsi="Arial"/>
+          <w:b/>
+          <w:bCs/>
+          <w:color w:val="1B7A4A"/>
+          <w:sz w:val="24"/>
+          <w:szCs w:val="24"/>
+        </w:rPr>
+        <w:t xml:space="preserve">Practice Problems</w:t>
+      </w:r>
+    </w:p>
+    <w:p>
+      <w:pPr>
+        <w:spacing w:after="80"/>
+      </w:pPr>
+      <w:r>
+        <w:rPr>
+          <w:rFonts w:ascii="Arial" w:cs="Arial" w:eastAsia="Arial" w:hAnsi="Arial"/>
+          <w:b/>
+          <w:bCs/>
+          <w:sz w:val="20"/>
+          <w:szCs w:val="20"/>
+        </w:rPr>
+        <w:t xml:space="preserve">Problem 1: </w:t>
+      </w:r>
+      <w:r>
+        <w:rPr>
+          <w:rFonts w:ascii="Arial" w:cs="Arial" w:eastAsia="Arial" w:hAnsi="Arial"/>
+          <w:sz w:val="20"/>
+          <w:szCs w:val="20"/>
+        </w:rPr>
+        <w:t xml:space="preserve">Beginner:  Create a 2x3 matrix (2 rows, 3 columns) and print the element at row 1, column 2.</w:t>
+      </w:r>
+    </w:p>
+    <w:p>
+      <w:pPr>
+        <w:spacing w:after="80"/>
+      </w:pPr>
+      <w:r>
+        <w:rPr>
+          <w:rFonts w:ascii="Arial" w:cs="Arial" w:eastAsia="Arial" w:hAnsi="Arial"/>
+          <w:b/>
+          <w:bCs/>
+          <w:sz w:val="20"/>
+          <w:szCs w:val="20"/>
+        </w:rPr>
+        <w:t xml:space="preserve">Problem 2: </w:t>
+      </w:r>
+      <w:r>
+        <w:rPr>
+          <w:rFonts w:ascii="Arial" w:cs="Arial" w:eastAsia="Arial" w:hAnsi="Arial"/>
+          <w:sz w:val="20"/>
+          <w:szCs w:val="20"/>
+        </w:rPr>
+        <w:t xml:space="preserve">Intermediate:  Write a function print_matrix(matrix) that prints a 2D list in a nicely formatted grid (each column aligned). Test it with a 3x3 matrix.</w:t>
+      </w:r>
+    </w:p>
+    <w:p>
+      <w:pPr>
+        <w:spacing w:after="80"/>
+      </w:pPr>
+      <w:r>
+        <w:rPr>
+          <w:rFonts w:ascii="Arial" w:cs="Arial" w:eastAsia="Arial" w:hAnsi="Arial"/>
+          <w:b/>
+          <w:bCs/>
+          <w:sz w:val="20"/>
+          <w:szCs w:val="20"/>
+        </w:rPr>
+        <w:t xml:space="preserve">Problem 3: </w:t>
+      </w:r>
+      <w:r>
+        <w:rPr>
+          <w:rFonts w:ascii="Arial" w:cs="Arial" w:eastAsia="Arial" w:hAnsi="Arial"/>
+          <w:sz w:val="20"/>
+          <w:szCs w:val="20"/>
+        </w:rPr>
+        <w:t xml:space="preserve">Challenge:  Write a function get_diagonal(matrix) that returns the diagonal elements of a square 2D list. For a 3x3 matrix, it should return the top-left to bottom-right diagonal.</w:t>
+      </w:r>
     </w:p>
     <w:p>
       <w:pPr>
